--- a/३०.पड़ोसी,पेगासस और मैं बापुरो .docx
+++ b/३०.पड़ोसी,पेगासस और मैं बापुरो .docx
@@ -94,6 +94,34 @@
     </w:p>
     <w:p>
       <w:pPr>
+        <w:spacing w:after="0"/>
+        <w:jc w:val="both"/>
+      </w:pPr>
+      <w:r>
+        <w:rPr>
+          <w:rFonts w:ascii="Mangal" w:hAnsi="Mangal" w:cs="Mangal" w:eastAsia="Mangal"/>
+          <w:b/>
+          <w:sz w:val="24"/>
+        </w:rPr>
+        <w:t>शीर्षक पाठ की व्यंग्यात्मकता को संक्षेप में स्पष्ट कीजिए</w:t>
+      </w:r>
+    </w:p>
+    <w:p>
+      <w:pPr>
+        <w:spacing w:after="0"/>
+        <w:jc w:val="both"/>
+      </w:pPr>
+      <w:r>
+        <w:rPr>
+          <w:rFonts w:ascii="Mangal" w:hAnsi="Mangal" w:cs="Mangal" w:eastAsia="Mangal"/>
+          <w:b w:val="0"/>
+          <w:sz w:val="24"/>
+        </w:rPr>
+        <w:t>पड़ोसी के रोजमर्रा के झगड़ों और आरोपों को पेगासस तथा संसद के राजनीतिक आरोप-प्रत्यारोप से जोड़कर लेखक निजी जीवन और सार्वजनिक राजनीति की समानता दिखाते हैं। पड़ोसी स्वयं अतिक्रमण और अव्यवस्था करता है, फिर भी दूसरे पर आरोप लगाता है; कथावाचक भी उसे उलटकर चुटीले जवाब देता है। व्यंग्य संदेह, दोषारोपण और निगरानी की राजनीति के साथ पड़ोसी-संबंधों की कटुता पर है।</w:t>
+      </w:r>
+    </w:p>
+    <w:p>
+      <w:pPr>
         <w:jc w:val="center"/>
         <w:rPr>
           <w:rFonts w:cs="Mangal"/>
@@ -165,6 +193,90 @@
     </w:p>
     <w:p>
       <w:pPr>
+        <w:spacing w:after="0"/>
+        <w:jc w:val="both"/>
+      </w:pPr>
+      <w:r>
+        <w:rPr>
+          <w:rFonts w:ascii="Mangal" w:hAnsi="Mangal" w:cs="Mangal" w:eastAsia="Mangal"/>
+          <w:b/>
+          <w:sz w:val="24"/>
+        </w:rPr>
+        <w:t>पंक्तियों की व्यंग्यात्मकता को विस्तृत रूप में स्पष्ट कीजिए</w:t>
+      </w:r>
+    </w:p>
+    <w:p>
+      <w:pPr>
+        <w:spacing w:after="0"/>
+        <w:jc w:val="both"/>
+      </w:pPr>
+      <w:r>
+        <w:rPr>
+          <w:rFonts w:ascii="Mangal" w:hAnsi="Mangal" w:cs="Mangal" w:eastAsia="Mangal"/>
+          <w:b w:val="0"/>
+          <w:sz w:val="24"/>
+        </w:rPr>
+        <w:t>भगवान का कथन वैकुंठ तक में पेट और पड़ोस की समस्या बनाए रखता है—यह अतिशयोक्ति रोजमर्रा की असुविधाओं को सार्वभौमिक बना देती है। “पेट और पड़ोस ठीक हो जाए तो मोक्ष” कहकर लेखक शांति को किसी परलोकिक उपलब्धि के बजाय साधारण जीवन की संतुष्टि से जोड़ते हैं।</w:t>
+      </w:r>
+    </w:p>
+    <w:p>
+      <w:pPr>
+        <w:spacing w:after="0"/>
+        <w:jc w:val="both"/>
+      </w:pPr>
+      <w:r>
+        <w:rPr>
+          <w:rFonts w:ascii="Mangal" w:hAnsi="Mangal" w:cs="Mangal" w:eastAsia="Mangal"/>
+          <w:b/>
+          <w:sz w:val="24"/>
+        </w:rPr>
+        <w:t>इसमें मुख्य व्यंग्य कौन-सा है?</w:t>
+      </w:r>
+    </w:p>
+    <w:p>
+      <w:pPr>
+        <w:spacing w:after="0"/>
+        <w:jc w:val="both"/>
+      </w:pPr>
+      <w:r>
+        <w:rPr>
+          <w:rFonts w:ascii="Mangal" w:hAnsi="Mangal" w:cs="Mangal" w:eastAsia="Mangal"/>
+          <w:b w:val="0"/>
+          <w:sz w:val="24"/>
+        </w:rPr>
+        <w:t>मुख्य व्यंग्य मनुष्य के लोभ और पड़ोसियों के निरंतर तनाव पर है। सुख-सुविधा के बावजूद पेट की अतृप्ति और पड़ोस की खटपट समाप्त नहीं होती।</w:t>
+      </w:r>
+    </w:p>
+    <w:p>
+      <w:pPr>
+        <w:spacing w:after="0"/>
+        <w:jc w:val="both"/>
+      </w:pPr>
+      <w:r>
+        <w:rPr>
+          <w:rFonts w:ascii="Mangal" w:hAnsi="Mangal" w:cs="Mangal" w:eastAsia="Mangal"/>
+          <w:b/>
+          <w:sz w:val="24"/>
+        </w:rPr>
+        <w:t>लेखक क्या परिवर्तन चाहते हैं?</w:t>
+      </w:r>
+    </w:p>
+    <w:p>
+      <w:pPr>
+        <w:spacing w:after="0"/>
+        <w:jc w:val="both"/>
+      </w:pPr>
+      <w:r>
+        <w:rPr>
+          <w:rFonts w:ascii="Mangal" w:hAnsi="Mangal" w:cs="Mangal" w:eastAsia="Mangal"/>
+          <w:b w:val="0"/>
+          <w:sz w:val="24"/>
+        </w:rPr>
+        <w:t>लेखक संतोष, संयम और पड़ोसियों के साथ शांतिपूर्ण व्यवहार का संकेत देते हैं। छोटी घरेलू असहमतियों को वैर और आरोपों में बदलने के बजाय संवाद से सुलझाना चाहिए।</w:t>
+      </w:r>
+    </w:p>
+    <w:p>
+      <w:pPr>
         <w:jc w:val="center"/>
         <w:rPr>
           <w:rFonts w:ascii="Arial" w:hAnsi="Arial" w:cs="Mangal"/>
@@ -246,6 +358,90 @@
           <w:cs/>
         </w:rPr>
         <w:t>)</w:t>
+      </w:r>
+    </w:p>
+    <w:p>
+      <w:pPr>
+        <w:spacing w:after="0"/>
+        <w:jc w:val="both"/>
+      </w:pPr>
+      <w:r>
+        <w:rPr>
+          <w:rFonts w:ascii="Mangal" w:hAnsi="Mangal" w:cs="Mangal" w:eastAsia="Mangal"/>
+          <w:b/>
+          <w:sz w:val="24"/>
+        </w:rPr>
+        <w:t>पंक्तियों की व्यंग्यात्मकता को विस्तृत रूप में स्पष्ट कीजिए</w:t>
+      </w:r>
+    </w:p>
+    <w:p>
+      <w:pPr>
+        <w:spacing w:after="0"/>
+        <w:jc w:val="both"/>
+      </w:pPr>
+      <w:r>
+        <w:rPr>
+          <w:rFonts w:ascii="Mangal" w:hAnsi="Mangal" w:cs="Mangal" w:eastAsia="Mangal"/>
+          <w:b w:val="0"/>
+          <w:sz w:val="24"/>
+        </w:rPr>
+        <w:t>पड़ोसी की आदतें—अतिक्रमण, कूड़ा फैलाना और फिर आरोप लगाना—कथावाचक को यह सोचने पर मजबूर करती हैं कि यदि वह सांसद होता तो देश की राजनीति में और “सफल” होता। घरेलू आरोपों को राष्ट्रीय राजनीति तक बढ़ाना अतिशयोक्ति है, पर इसी से निजी पाखंड और सार्वजनिक आरोपबाज़ी का साम्य स्पष्ट होता है।</w:t>
+      </w:r>
+    </w:p>
+    <w:p>
+      <w:pPr>
+        <w:spacing w:after="0"/>
+        <w:jc w:val="both"/>
+      </w:pPr>
+      <w:r>
+        <w:rPr>
+          <w:rFonts w:ascii="Mangal" w:hAnsi="Mangal" w:cs="Mangal" w:eastAsia="Mangal"/>
+          <w:b/>
+          <w:sz w:val="24"/>
+        </w:rPr>
+        <w:t>इसमें मुख्य व्यंग्य कौन-सा है?</w:t>
+      </w:r>
+    </w:p>
+    <w:p>
+      <w:pPr>
+        <w:spacing w:after="0"/>
+        <w:jc w:val="both"/>
+      </w:pPr>
+      <w:r>
+        <w:rPr>
+          <w:rFonts w:ascii="Mangal" w:hAnsi="Mangal" w:cs="Mangal" w:eastAsia="Mangal"/>
+          <w:b w:val="0"/>
+          <w:sz w:val="24"/>
+        </w:rPr>
+        <w:t>मुख्य व्यंग्य दूसरों पर आरोप लगाकर स्वयं की जिम्मेदारी से बचने और राजनीति में आरोप-प्रत्यारोप को सफलता समझने पर है। पेगासस का संदर्भ बिना प्रमाण निगरानी के आरोपों और अविश्वास की राजनीति को भी चुटकी में लेता है।</w:t>
+      </w:r>
+    </w:p>
+    <w:p>
+      <w:pPr>
+        <w:spacing w:after="0"/>
+        <w:jc w:val="both"/>
+      </w:pPr>
+      <w:r>
+        <w:rPr>
+          <w:rFonts w:ascii="Mangal" w:hAnsi="Mangal" w:cs="Mangal" w:eastAsia="Mangal"/>
+          <w:b/>
+          <w:sz w:val="24"/>
+        </w:rPr>
+        <w:t>लेखक क्या परिवर्तन चाहते हैं?</w:t>
+      </w:r>
+    </w:p>
+    <w:p>
+      <w:pPr>
+        <w:spacing w:after="0"/>
+        <w:jc w:val="both"/>
+      </w:pPr>
+      <w:r>
+        <w:rPr>
+          <w:rFonts w:ascii="Mangal" w:hAnsi="Mangal" w:cs="Mangal" w:eastAsia="Mangal"/>
+          <w:b w:val="0"/>
+          <w:sz w:val="24"/>
+        </w:rPr>
+        <w:t>लेखक चाहते हैं कि लोग और जनप्रतिनिधि आरोप लगाने से पहले अपने आचरण की जिम्मेदारी लें। पड़ोस और राजनीति दोनों में तथ्य, निजता का सम्मान और संवाद बना रहे।</w:t>
       </w:r>
     </w:p>
     <w:sectPr>
